--- a/src/AI_Generated_Procedure.docx
+++ b/src/AI_Generated_Procedure.docx
@@ -13,7 +13,7 @@
       </w:pPr>
       <w:proofErr w:type="gramStart"/>
       <w:r>
-        <w:t xml:space="preserve">Hardware Verification</w:t>
+        <w:t xml:space="preserve">Clemson Senior Design</w:t>
       </w:r>
     </w:p>
     <w:p>
@@ -39,7 +39,7 @@
           </w:pPr>
           <w:proofErr w:type="gramStart"/>
           <w:r>
-            <w:t xml:space="preserve">LoRa Base Station and Car Radio Evaluation Board Hardware Verification Procedure</w:t>
+            <w:t xml:space="preserve">LoRa Car Radio Bring-Up Procedure</w:t>
           </w:r>
         </w:p>
       </w:sdtContent>
@@ -59,7 +59,7 @@
       </w:r>
       <w:proofErr w:type="gramStart"/>
       <w:r>
-        <w:t xml:space="preserve">AE104193-001-VTP</w:t>
+        <w:t xml:space="preserve">AE304196-001</w:t>
       </w:r>
       <w:r>
         <w:fldChar w:fldCharType="end"/>
@@ -86,7 +86,7 @@
       </w:r>
       <w:proofErr w:type="gramStart"/>
       <w:r>
-        <w:t xml:space="preserve">A</w:t>
+        <w:t xml:space="preserve">-</w:t>
       </w:r>
       <w:r>
         <w:fldChar w:fldCharType="end"/>
@@ -410,7 +410,7 @@
           <w:p>
             <w:proofErr w:type="gramStart"/>
             <w:r>
-              <w:t xml:space="preserve">A</w:t>
+              <w:t xml:space="preserve">-</w:t>
             </w:r>
           </w:p>
         </w:tc>
@@ -434,7 +434,7 @@
           <w:p>
             <w:proofErr w:type="gramStart"/>
             <w:r>
-              <w:t xml:space="preserve">Aeronix</w:t>
+              <w:t xml:space="preserve">D. Kaisner</w:t>
             </w:r>
           </w:p>
         </w:tc>
@@ -446,7 +446,7 @@
           <w:p>
             <w:proofErr w:type="gramStart"/>
             <w:r>
-              <w:t xml:space="preserve">N/A</w:t>
+              <w:t xml:space="preserve">SP-XXXX</w:t>
             </w:r>
           </w:p>
         </w:tc>
@@ -458,7 +458,7 @@
           <w:p>
             <w:proofErr w:type="gramStart"/>
             <w:r>
-              <w:t xml:space="preserve">2025-09-25</w:t>
+              <w:t xml:space="preserve">8/26/25</w:t>
             </w:r>
           </w:p>
         </w:tc>
@@ -554,7 +554,7 @@
       </w:pPr>
       <w:proofErr w:type="gramStart"/>
       <w:r>
-        <w:t xml:space="preserve">This document provides procedures to verify the primary hardware requirements for the LoRa Base Station and Car Radio Evaluation Boards as specified in the Hardware Specifications document AE104193-001. This procedure is intended to be performed as part of the initial design verification testing.</w:t>
+        <w:t xml:space="preserve">This documentation outlines the hardware specifications and priorities for the design work done by the Clemson Senior design team in creating the LoRa Base Station Evaluation Board and the LoRa Car Radio Evaluation Board. The purpose of these designs is to facilitate research into how LoRa radios can be used to create mesh networks for utilization on trains for various signaling and data monitoring applications.</w:t>
       </w:r>
     </w:p>
     <w:p>
@@ -708,7 +708,7 @@
           <w:p>
             <w:proofErr w:type="gramStart"/>
             <w:r>
-              <w:t xml:space="preserve">AE104193-001</w:t>
+              <w:t xml:space="preserve">AE304193-001</w:t>
             </w:r>
           </w:p>
         </w:tc>
@@ -719,7 +719,7 @@
           <w:p>
             <w:proofErr w:type="gramStart"/>
             <w:r>
-              <w:t xml:space="preserve">LoRa Base Station  Car Radio Evaluation Board Hardware Specifications</w:t>
+              <w:t xml:space="preserve">LoRa Radio Evaluation Design Hardware Requirements</w:t>
             </w:r>
           </w:p>
         </w:tc>
@@ -743,7 +743,79 @@
           <w:p>
             <w:proofErr w:type="gramStart"/>
             <w:r>
-              <w:t xml:space="preserve">LoRa Radio Hub  Traincar Evaluation Board Software Specifications</w:t>
+              <w:t xml:space="preserve">LoRa Radio Evaluation Design Software Requirements</w:t>
+            </w:r>
+          </w:p>
+        </w:tc>
+      </w:tr>
+      <w:tr>
+        <w:tc>
+          <w:tcPr>
+            <w:tcW w:w="3199" w:type="dxa"/>
+          </w:tcPr>
+          <w:p>
+            <w:proofErr w:type="gramStart"/>
+            <w:r>
+              <w:t xml:space="preserve">AE304195-001</w:t>
+            </w:r>
+          </w:p>
+        </w:tc>
+        <w:tc>
+          <w:tcPr>
+            <w:tcW w:w="6161" w:type="dxa"/>
+          </w:tcPr>
+          <w:p>
+            <w:proofErr w:type="gramStart"/>
+            <w:r>
+              <w:t xml:space="preserve">LoRa Car Radio Programming Procedure</w:t>
+            </w:r>
+          </w:p>
+        </w:tc>
+      </w:tr>
+      <w:tr>
+        <w:tc>
+          <w:tcPr>
+            <w:tcW w:w="3199" w:type="dxa"/>
+          </w:tcPr>
+          <w:p>
+            <w:proofErr w:type="gramStart"/>
+            <w:r>
+              <w:t xml:space="preserve">AE104079-001</w:t>
+            </w:r>
+          </w:p>
+        </w:tc>
+        <w:tc>
+          <w:tcPr>
+            <w:tcW w:w="6161" w:type="dxa"/>
+          </w:tcPr>
+          <w:p>
+            <w:proofErr w:type="gramStart"/>
+            <w:r>
+              <w:t xml:space="preserve">Car Radio Schematic</w:t>
+            </w:r>
+          </w:p>
+        </w:tc>
+      </w:tr>
+      <w:tr>
+        <w:tc>
+          <w:tcPr>
+            <w:tcW w:w="3199" w:type="dxa"/>
+          </w:tcPr>
+          <w:p>
+            <w:proofErr w:type="gramStart"/>
+            <w:r>
+              <w:t xml:space="preserve">AE104077-001</w:t>
+            </w:r>
+          </w:p>
+        </w:tc>
+        <w:tc>
+          <w:tcPr>
+            <w:tcW w:w="6161" w:type="dxa"/>
+          </w:tcPr>
+          <w:p>
+            <w:proofErr w:type="gramStart"/>
+            <w:r>
+              <w:t xml:space="preserve">Car Radio PCB</w:t>
             </w:r>
           </w:p>
         </w:tc>
@@ -769,7 +841,7 @@
     <w:p>
       <w:proofErr w:type="gramStart"/>
       <w:r>
-        <w:t xml:space="preserve">This test procedure shall be executed by qualified personnel. All results shall be recorded in the associated datasheet. Any deviation from the procedure must be documented and approved by the test lead. The unit under test (UUT) shall be either the LoRa Base Station or the LoRa Car Radio, as specified in each step.</w:t>
+        <w:t xml:space="preserve">The procedure is to be run in the document order. If any failure is observed, the test is to be halted, marked as a failure, and the issue remedied before restarting the test from the beginning.</w:t>
       </w:r>
     </w:p>
     <w:p>
@@ -788,7 +860,7 @@
       </w:pPr>
       <w:proofErr w:type="gramStart"/>
       <w:r>
-        <w:t xml:space="preserve">Any test step that results in a 'Fail' shall be considered a discrepancy. The test operator must stop, document the failure with detailed observations (including equipment used, settings, and measured values), and report it to the test lead. A Discrepancy Report (DR) shall be generated for each failure before proceeding, unless otherwise instructed.</w:t>
+        <w:t xml:space="preserve">The data sheets are indexed to the corresponding test procedure paragraphs. Record actual test data on the applicable entry line on the test datasheet. Where directed, verify a satisfactory completion of an action or satisfactory observation by marking a “P” (for pass) on the applicable data sheet. If completion of an action or an observation is unsatisfactory, mark an "F" (for fail) on the applicable data sheet. No entry line should beis left blank. If the specific test does not apply, write "N/A" for the entry.</w:t>
       </w:r>
     </w:p>
     <w:p>
@@ -996,7 +1068,7 @@
             </w:pPr>
             <w:proofErr w:type="gramStart"/>
             <w:r>
-              <w:t xml:space="preserve">DC Power Supply</w:t>
+              <w:t xml:space="preserve">1</w:t>
             </w:r>
           </w:p>
         </w:tc>
@@ -1011,7 +1083,7 @@
             </w:pPr>
             <w:proofErr w:type="gramStart"/>
             <w:r>
-              <w:t xml:space="preserve">Generic</w:t>
+              <w:t xml:space="preserve">BK Precision</w:t>
             </w:r>
           </w:p>
         </w:tc>
@@ -1026,7 +1098,7 @@
             </w:pPr>
             <w:proofErr w:type="gramStart"/>
             <w:r>
-              <w:t xml:space="preserve">N/A</w:t>
+              <w:t xml:space="preserve">9202</w:t>
             </w:r>
           </w:p>
         </w:tc>
@@ -1041,7 +1113,7 @@
             </w:pPr>
             <w:proofErr w:type="gramStart"/>
             <w:r>
-              <w:t xml:space="preserve">5V, 3A capable, with barrel jack connector</w:t>
+              <w:t xml:space="preserve">Benchtop Power Supply</w:t>
             </w:r>
           </w:p>
         </w:tc>
@@ -1062,7 +1134,7 @@
             </w:pPr>
             <w:proofErr w:type="gramStart"/>
             <w:r>
-              <w:t xml:space="preserve">Digital Multimeter (DMM)</w:t>
+              <w:t xml:space="preserve">2</w:t>
             </w:r>
           </w:p>
         </w:tc>
@@ -1077,7 +1149,7 @@
             </w:pPr>
             <w:proofErr w:type="gramStart"/>
             <w:r>
-              <w:t xml:space="preserve">Generic</w:t>
+              <w:t xml:space="preserve">BK Precision</w:t>
             </w:r>
           </w:p>
         </w:tc>
@@ -1092,7 +1164,7 @@
             </w:pPr>
             <w:proofErr w:type="gramStart"/>
             <w:r>
-              <w:t xml:space="preserve">N/A</w:t>
+              <w:t xml:space="preserve">2860A</w:t>
             </w:r>
           </w:p>
         </w:tc>
@@ -1107,7 +1179,7 @@
             </w:pPr>
             <w:proofErr w:type="gramStart"/>
             <w:r>
-              <w:t xml:space="preserve">CAT II or higher, at least 4.5 digits</w:t>
+              <w:t xml:space="preserve">Multimeter</w:t>
             </w:r>
           </w:p>
         </w:tc>
@@ -1128,7 +1200,7 @@
             </w:pPr>
             <w:proofErr w:type="gramStart"/>
             <w:r>
-              <w:t xml:space="preserve">Oscilloscope</w:t>
+              <w:t xml:space="preserve">3</w:t>
             </w:r>
           </w:p>
         </w:tc>
@@ -1143,7 +1215,7 @@
             </w:pPr>
             <w:proofErr w:type="gramStart"/>
             <w:r>
-              <w:t xml:space="preserve">Generic</w:t>
+              <w:t xml:space="preserve">Aeronix</w:t>
             </w:r>
           </w:p>
         </w:tc>
@@ -1158,7 +1230,7 @@
             </w:pPr>
             <w:proofErr w:type="gramStart"/>
             <w:r>
-              <w:t xml:space="preserve">N/A</w:t>
+              <w:t xml:space="preserve">AE10XXXX-001</w:t>
             </w:r>
           </w:p>
         </w:tc>
@@ -1173,7 +1245,7 @@
             </w:pPr>
             <w:proofErr w:type="gramStart"/>
             <w:r>
-              <w:t xml:space="preserve">2-channel, 100 MHz or greater</w:t>
+              <w:t xml:space="preserve">Power Cable</w:t>
             </w:r>
           </w:p>
         </w:tc>
@@ -1194,7 +1266,7 @@
             </w:pPr>
             <w:proofErr w:type="gramStart"/>
             <w:r>
-              <w:t xml:space="preserve">Host PC</w:t>
+              <w:t xml:space="preserve">4</w:t>
             </w:r>
           </w:p>
         </w:tc>
@@ -1209,7 +1281,7 @@
             </w:pPr>
             <w:proofErr w:type="gramStart"/>
             <w:r>
-              <w:t xml:space="preserve">Generic</w:t>
+              <w:t xml:space="preserve">Segger</w:t>
             </w:r>
           </w:p>
         </w:tc>
@@ -1224,7 +1296,7 @@
             </w:pPr>
             <w:proofErr w:type="gramStart"/>
             <w:r>
-              <w:t xml:space="preserve">N/A</w:t>
+              <w:t xml:space="preserve">J-Link</w:t>
             </w:r>
           </w:p>
         </w:tc>
@@ -1239,7 +1311,7 @@
             </w:pPr>
             <w:proofErr w:type="gramStart"/>
             <w:r>
-              <w:t xml:space="preserve">Windows or Linux, with serial terminal software (e.g., Tera Term, PuTTY)</w:t>
+              <w:t xml:space="preserve">JTAG Programmer</w:t>
             </w:r>
           </w:p>
         </w:tc>
@@ -1260,7 +1332,7 @@
             </w:pPr>
             <w:proofErr w:type="gramStart"/>
             <w:r>
-              <w:t xml:space="preserve">USB A-to-Micro B/C Cable</w:t>
+              <w:t xml:space="preserve">5</w:t>
             </w:r>
           </w:p>
         </w:tc>
@@ -1275,7 +1347,7 @@
             </w:pPr>
             <w:proofErr w:type="gramStart"/>
             <w:r>
-              <w:t xml:space="preserve">Generic</w:t>
+              <w:t xml:space="preserve">Any</w:t>
             </w:r>
           </w:p>
         </w:tc>
@@ -1290,7 +1362,7 @@
             </w:pPr>
             <w:proofErr w:type="gramStart"/>
             <w:r>
-              <w:t xml:space="preserve">N/A</w:t>
+              <w:t xml:space="preserve">Windows</w:t>
             </w:r>
           </w:p>
         </w:tc>
@@ -1305,7 +1377,7 @@
             </w:pPr>
             <w:proofErr w:type="gramStart"/>
             <w:r>
-              <w:t xml:space="preserve">As required by UUT</w:t>
+              <w:t xml:space="preserve">Test PC with programming software and firmware</w:t>
             </w:r>
           </w:p>
         </w:tc>
@@ -1326,7 +1398,7 @@
             </w:pPr>
             <w:proofErr w:type="gramStart"/>
             <w:r>
-              <w:t xml:space="preserve">Ethernet Cable</w:t>
+              <w:t xml:space="preserve">6</w:t>
             </w:r>
           </w:p>
         </w:tc>
@@ -1341,7 +1413,7 @@
             </w:pPr>
             <w:proofErr w:type="gramStart"/>
             <w:r>
-              <w:t xml:space="preserve">Generic</w:t>
+              <w:t xml:space="preserve">Adafruit</w:t>
             </w:r>
           </w:p>
         </w:tc>
@@ -1356,7 +1428,7 @@
             </w:pPr>
             <w:proofErr w:type="gramStart"/>
             <w:r>
-              <w:t xml:space="preserve">N/A</w:t>
+              <w:t xml:space="preserve">954</w:t>
             </w:r>
           </w:p>
         </w:tc>
@@ -1371,7 +1443,7 @@
             </w:pPr>
             <w:proofErr w:type="gramStart"/>
             <w:r>
-              <w:t xml:space="preserve">CAT5e or better</w:t>
+              <w:t xml:space="preserve">USB to TTL Serial Cable</w:t>
             </w:r>
           </w:p>
         </w:tc>
@@ -1392,7 +1464,7 @@
             </w:pPr>
             <w:proofErr w:type="gramStart"/>
             <w:r>
-              <w:t xml:space="preserve">Network Switch</w:t>
+              <w:t xml:space="preserve">7</w:t>
             </w:r>
           </w:p>
         </w:tc>
@@ -1407,7 +1479,7 @@
             </w:pPr>
             <w:proofErr w:type="gramStart"/>
             <w:r>
-              <w:t xml:space="preserve">Generic</w:t>
+              <w:t xml:space="preserve">Keysight</w:t>
             </w:r>
           </w:p>
         </w:tc>
@@ -1422,7 +1494,7 @@
             </w:pPr>
             <w:proofErr w:type="gramStart"/>
             <w:r>
-              <w:t xml:space="preserve">N/A</w:t>
+              <w:t xml:space="preserve">DSO2024A</w:t>
             </w:r>
           </w:p>
         </w:tc>
@@ -1437,139 +1509,7 @@
             </w:pPr>
             <w:proofErr w:type="gramStart"/>
             <w:r>
-              <w:t xml:space="preserve">10/100 Mbps capable</w:t>
-            </w:r>
-          </w:p>
-        </w:tc>
-      </w:tr>
-      <w:tr>
-        <w:trPr>
-          <w:cantSplit/>
-        </w:trPr>
-        <w:tc>
-          <w:tcPr>
-            <w:tcW w:w="710" w:type="dxa"/>
-          </w:tcPr>
-          <w:p>
-            <w:pPr>
-              <w:keepNext/>
-              <w:keepLines/>
-              <w:jc w:val="center"/>
-            </w:pPr>
-            <w:proofErr w:type="gramStart"/>
-            <w:r>
-              <w:t xml:space="preserve">LoRa Base Station Eval Board</w:t>
-            </w:r>
-          </w:p>
-        </w:tc>
-        <w:tc>
-          <w:tcPr>
-            <w:tcW w:w="1737" w:type="dxa"/>
-          </w:tcPr>
-          <w:p>
-            <w:pPr>
-              <w:keepNext/>
-              <w:keepLines/>
-            </w:pPr>
-            <w:proofErr w:type="gramStart"/>
-            <w:r>
-              <w:t xml:space="preserve">Clemson/Aeronix</w:t>
-            </w:r>
-          </w:p>
-        </w:tc>
-        <w:tc>
-          <w:tcPr>
-            <w:tcW w:w="1958" w:type="dxa"/>
-          </w:tcPr>
-          <w:p>
-            <w:pPr>
-              <w:keepNext/>
-              <w:keepLines/>
-            </w:pPr>
-            <w:proofErr w:type="gramStart"/>
-            <w:r>
-              <w:t xml:space="preserve">AE104193-001</w:t>
-            </w:r>
-          </w:p>
-        </w:tc>
-        <w:tc>
-          <w:tcPr>
-            <w:tcW w:w="4945" w:type="dxa"/>
-          </w:tcPr>
-          <w:p>
-            <w:pPr>
-              <w:keepNext/>
-              <w:keepLines/>
-            </w:pPr>
-            <w:proofErr w:type="gramStart"/>
-            <w:r>
-              <w:t xml:space="preserve">Unit Under Test</w:t>
-            </w:r>
-          </w:p>
-        </w:tc>
-      </w:tr>
-      <w:tr>
-        <w:trPr>
-          <w:cantSplit/>
-        </w:trPr>
-        <w:tc>
-          <w:tcPr>
-            <w:tcW w:w="710" w:type="dxa"/>
-          </w:tcPr>
-          <w:p>
-            <w:pPr>
-              <w:keepNext/>
-              <w:keepLines/>
-              <w:jc w:val="center"/>
-            </w:pPr>
-            <w:proofErr w:type="gramStart"/>
-            <w:r>
-              <w:t xml:space="preserve">LoRa Car Radio Eval Board</w:t>
-            </w:r>
-          </w:p>
-        </w:tc>
-        <w:tc>
-          <w:tcPr>
-            <w:tcW w:w="1737" w:type="dxa"/>
-          </w:tcPr>
-          <w:p>
-            <w:pPr>
-              <w:keepNext/>
-              <w:keepLines/>
-            </w:pPr>
-            <w:proofErr w:type="gramStart"/>
-            <w:r>
-              <w:t xml:space="preserve">Clemson/Aeronix</w:t>
-            </w:r>
-          </w:p>
-        </w:tc>
-        <w:tc>
-          <w:tcPr>
-            <w:tcW w:w="1958" w:type="dxa"/>
-          </w:tcPr>
-          <w:p>
-            <w:pPr>
-              <w:keepNext/>
-              <w:keepLines/>
-            </w:pPr>
-            <w:proofErr w:type="gramStart"/>
-            <w:r>
-              <w:t xml:space="preserve">AE104193-001</w:t>
-            </w:r>
-          </w:p>
-        </w:tc>
-        <w:tc>
-          <w:tcPr>
-            <w:tcW w:w="4945" w:type="dxa"/>
-          </w:tcPr>
-          <w:p>
-            <w:pPr>
-              <w:keepNext/>
-              <w:keepLines/>
-            </w:pPr>
-            <w:proofErr w:type="gramStart"/>
-            <w:r>
-              <w:t xml:space="preserve">Unit Under Test</w:t>
+              <w:t xml:space="preserve">Oscilloscope</w:t>
             </w:r>
           </w:p>
         </w:tc>
@@ -1602,38 +1542,313 @@
         <w:t xml:space="preserve">
           <w:r>
             <w:rPr>
+              <w:sz w:val="32.199999999999996"/>
+              <w:szCs w:val="32.199999999999996"/>
+              <w:b/>
+            </w:rPr>
+            <w:t xml:space="preserve">4.1. Visual Inspection</w:t>
+            <w:br/>
+            <w:t xml:space="preserve"/>
+          </w:r>
+          <w:r>
+            <w:rPr>
               <w:sz w:val="27.599999999999998"/>
               <w:szCs w:val="27.599999999999998"/>
+            </w:rPr>
+            <w:t xml:space="preserve">1. Visually inspect the PCBA to the IPC-610 standard and class specified in the drawing (AE104077-001).</w:t>
+            <w:br/>
+            <w:t xml:space="preserve"/>
+          </w:r>
+          <w:r>
+            <w:rPr>
+              <w:sz w:val="32.199999999999996"/>
+              <w:szCs w:val="32.199999999999996"/>
               <w:b/>
             </w:rPr>
-            <w:t xml:space="preserve">1.0 PRE-TEST SETUP</w:t>
+            <w:t xml:space="preserve">4.2. Voltage Rail Checks</w:t>
             <w:br/>
             <w:t xml:space="preserve"/>
           </w:r>
           <w:r>
             <w:rPr>
-              <w:sz w:val="25.299999999999997"/>
-              <w:szCs w:val="25.299999999999997"/>
+              <w:sz w:val="27.599999999999998"/>
+              <w:szCs w:val="27.599999999999998"/>
             </w:rPr>
-            <w:t xml:space="preserve">1.1 Visually inspect the LoRa Base Station Evaluation Board (BS) and LoRa Car Radio Evaluation Board (CR) for any obvious damage.</w:t>
+            <w:t xml:space="preserve">1. Set the multimeter (Item 2) in diode check (beep) mode.</w:t>
             <w:br/>
             <w:t xml:space="preserve"/>
           </w:r>
           <w:r>
             <w:rPr>
-              <w:sz w:val="25.299999999999997"/>
-              <w:szCs w:val="25.299999999999997"/>
+              <w:sz w:val="27.599999999999998"/>
+              <w:szCs w:val="27.599999999999998"/>
             </w:rPr>
-            <w:t xml:space="preserve">1.2 Connect the Host PC to the debug USB port on the unit under test (UUT).</w:t>
+            <w:t xml:space="preserve">2. Using the multimeter, probe the ground pad (pin 2) of the input barrel jack (J3) (GND) with the black multimeter probe, and with the red probe verify the following locations are connected to ground:</w:t>
             <w:br/>
             <w:t xml:space="preserve"/>
           </w:r>
           <w:r>
             <w:rPr>
-              <w:sz w:val="25.299999999999997"/>
-              <w:szCs w:val="25.299999999999997"/>
+              <w:sz w:val="27.599999999999998"/>
+              <w:szCs w:val="27.599999999999998"/>
             </w:rPr>
-            <w:t xml:space="preserve">1.3 Open a serial terminal application on the Host PC and configure it for the UUT's COM port.</w:t>
+            <w:t xml:space="preserve"/>
+          </w:r>
+          <w:r>
+            <w:rPr>
+              <w:sz w:val="27.599999999999998"/>
+              <w:szCs w:val="27.599999999999998"/>
+            </w:rPr>
+            <w:tab/>
+          </w:r>
+          <w:r>
+            <w:rPr>
+              <w:sz w:val="27.599999999999998"/>
+              <w:szCs w:val="27.599999999999998"/>
+            </w:rPr>
+            <w:t xml:space="preserve">a. P2 pin 1 (GPIO Header)</w:t>
+            <w:br/>
+            <w:t xml:space="preserve"/>
+          </w:r>
+          <w:r>
+            <w:rPr>
+              <w:sz w:val="27.599999999999998"/>
+              <w:szCs w:val="27.599999999999998"/>
+            </w:rPr>
+            <w:t xml:space="preserve">3. With the black multimeter probe still on the ground pad (pin 2) of the input barrel jack (J3) (GND) and using the red probe, verify that the following nets are NOT connected to ground:</w:t>
+            <w:br/>
+            <w:t xml:space="preserve"/>
+          </w:r>
+          <w:r>
+            <w:rPr>
+              <w:sz w:val="27.599999999999998"/>
+              <w:szCs w:val="27.599999999999998"/>
+            </w:rPr>
+            <w:t xml:space="preserve"/>
+          </w:r>
+          <w:r>
+            <w:rPr>
+              <w:sz w:val="27.599999999999998"/>
+              <w:szCs w:val="27.599999999999998"/>
+            </w:rPr>
+            <w:tab/>
+          </w:r>
+          <w:r>
+            <w:rPr>
+              <w:sz w:val="27.599999999999998"/>
+              <w:szCs w:val="27.599999999999998"/>
+            </w:rPr>
+            <w:t xml:space="preserve">a. J3 pin 1 (PWR_JACK)</w:t>
+            <w:br/>
+            <w:t xml:space="preserve"/>
+          </w:r>
+          <w:r>
+            <w:rPr>
+              <w:sz w:val="27.599999999999998"/>
+              <w:szCs w:val="27.599999999999998"/>
+            </w:rPr>
+            <w:t xml:space="preserve"/>
+          </w:r>
+          <w:r>
+            <w:rPr>
+              <w:sz w:val="27.599999999999998"/>
+              <w:szCs w:val="27.599999999999998"/>
+            </w:rPr>
+            <w:tab/>
+          </w:r>
+          <w:r>
+            <w:rPr>
+              <w:sz w:val="27.599999999999998"/>
+              <w:szCs w:val="27.599999999999998"/>
+            </w:rPr>
+            <w:t xml:space="preserve">b. U6 pins 14-16 (+5V)</w:t>
+            <w:br/>
+            <w:t xml:space="preserve"/>
+          </w:r>
+          <w:r>
+            <w:rPr>
+              <w:sz w:val="27.599999999999998"/>
+              <w:szCs w:val="27.599999999999998"/>
+            </w:rPr>
+            <w:t xml:space="preserve"/>
+          </w:r>
+          <w:r>
+            <w:rPr>
+              <w:sz w:val="27.599999999999998"/>
+              <w:szCs w:val="27.599999999999998"/>
+            </w:rPr>
+            <w:tab/>
+          </w:r>
+          <w:r>
+            <w:rPr>
+              <w:sz w:val="27.599999999999998"/>
+              <w:szCs w:val="27.599999999999998"/>
+            </w:rPr>
+            <w:t xml:space="preserve">c. P2 pin 2 (+3V3)</w:t>
+            <w:br/>
+            <w:t xml:space="preserve"/>
+          </w:r>
+          <w:r>
+            <w:rPr>
+              <w:sz w:val="27.599999999999998"/>
+              <w:szCs w:val="27.599999999999998"/>
+            </w:rPr>
+            <w:t xml:space="preserve"/>
+          </w:r>
+          <w:r>
+            <w:rPr>
+              <w:sz w:val="27.599999999999998"/>
+              <w:szCs w:val="27.599999999999998"/>
+            </w:rPr>
+            <w:tab/>
+          </w:r>
+          <w:r>
+            <w:rPr>
+              <w:sz w:val="27.599999999999998"/>
+              <w:szCs w:val="27.599999999999998"/>
+            </w:rPr>
+            <w:t xml:space="preserve">d. U12 pin 1 (+3V3_RF)</w:t>
+            <w:br/>
+            <w:t xml:space="preserve"/>
+          </w:r>
+          <w:r>
+            <w:rPr>
+              <w:sz w:val="27.599999999999998"/>
+              <w:szCs w:val="27.599999999999998"/>
+            </w:rPr>
+            <w:t xml:space="preserve">4. Place black multimeter probe on U6 pins 14-16 (+5V) and using the red probe, verify that the following nets are NOT connected:</w:t>
+            <w:br/>
+            <w:t xml:space="preserve"/>
+          </w:r>
+          <w:r>
+            <w:rPr>
+              <w:sz w:val="27.599999999999998"/>
+              <w:szCs w:val="27.599999999999998"/>
+            </w:rPr>
+            <w:t xml:space="preserve"/>
+          </w:r>
+          <w:r>
+            <w:rPr>
+              <w:sz w:val="27.599999999999998"/>
+              <w:szCs w:val="27.599999999999998"/>
+            </w:rPr>
+            <w:tab/>
+          </w:r>
+          <w:r>
+            <w:rPr>
+              <w:sz w:val="27.599999999999998"/>
+              <w:szCs w:val="27.599999999999998"/>
+            </w:rPr>
+            <w:t xml:space="preserve">a. P2 pin 2 (+3V3)</w:t>
+            <w:br/>
+            <w:t xml:space="preserve"/>
+          </w:r>
+          <w:r>
+            <w:rPr>
+              <w:sz w:val="27.599999999999998"/>
+              <w:szCs w:val="27.599999999999998"/>
+            </w:rPr>
+            <w:t xml:space="preserve"/>
+          </w:r>
+          <w:r>
+            <w:rPr>
+              <w:sz w:val="27.599999999999998"/>
+              <w:szCs w:val="27.599999999999998"/>
+            </w:rPr>
+            <w:tab/>
+          </w:r>
+          <w:r>
+            <w:rPr>
+              <w:sz w:val="27.599999999999998"/>
+              <w:szCs w:val="27.599999999999998"/>
+            </w:rPr>
+            <w:t xml:space="preserve">b. U12 pin 1 (+3V3_RF)</w:t>
+            <w:br/>
+            <w:t xml:space="preserve"/>
+          </w:r>
+          <w:r>
+            <w:rPr>
+              <w:sz w:val="27.599999999999998"/>
+              <w:szCs w:val="27.599999999999998"/>
+            </w:rPr>
+            <w:t xml:space="preserve">5. Place black multimeter probe on P2 pin 2 (+3V3) and using the red probe, verify that the following nets are NOT connected:</w:t>
+            <w:br/>
+            <w:t xml:space="preserve"/>
+          </w:r>
+          <w:r>
+            <w:rPr>
+              <w:sz w:val="27.599999999999998"/>
+              <w:szCs w:val="27.599999999999998"/>
+            </w:rPr>
+            <w:t xml:space="preserve"/>
+          </w:r>
+          <w:r>
+            <w:rPr>
+              <w:sz w:val="27.599999999999998"/>
+              <w:szCs w:val="27.599999999999998"/>
+            </w:rPr>
+            <w:tab/>
+          </w:r>
+          <w:r>
+            <w:rPr>
+              <w:sz w:val="27.599999999999998"/>
+              <w:szCs w:val="27.599999999999998"/>
+            </w:rPr>
+            <w:t xml:space="preserve">a. U12 pin 1 (+3V3_RF)</w:t>
+            <w:br/>
+            <w:t xml:space="preserve"/>
+          </w:r>
+          <w:r>
+            <w:rPr>
+              <w:sz w:val="27.599999999999998"/>
+              <w:szCs w:val="27.599999999999998"/>
+            </w:rPr>
+            <w:t xml:space="preserve">6. Disconnect any connected output power cables from the DC power supply (Item 1). Power on the supply without enabling the output.</w:t>
+            <w:br/>
+            <w:t xml:space="preserve"/>
+          </w:r>
+          <w:r>
+            <w:rPr>
+              <w:sz w:val="27.599999999999998"/>
+              <w:szCs w:val="27.599999999999998"/>
+            </w:rPr>
+            <w:t xml:space="preserve">7. Set the DC power supply to output 5V and set the current limit to 200mA.</w:t>
+            <w:br/>
+            <w:t xml:space="preserve"/>
+          </w:r>
+          <w:r>
+            <w:rPr>
+              <w:sz w:val="27.599999999999998"/>
+              <w:szCs w:val="27.599999999999998"/>
+            </w:rPr>
+            <w:t xml:space="preserve">8. Connect the input power cable (Item 3) banana jacks to the output jacks of the DC power supply, and the barrel connector to the UUT’s barrel jack, as shown in Figure 4 1.</w:t>
+            <w:br/>
+            <w:t xml:space="preserve"/>
+          </w:r>
+          <w:r>
+            <w:rPr>
+              <w:sz w:val="27.599999999999998"/>
+              <w:szCs w:val="27.599999999999998"/>
+            </w:rPr>
+            <w:t xml:space="preserve">9. (WARNING: If the UUT draws too much current, be prepared to turn off power supply quickly to reduce damage to the UUT) Enable the power supply.</w:t>
+            <w:br/>
+            <w:t xml:space="preserve"/>
+          </w:r>
+          <w:r>
+            <w:rPr>
+              <w:sz w:val="27.599999999999998"/>
+              <w:szCs w:val="27.599999999999998"/>
+            </w:rPr>
+            <w:t xml:space="preserve">10. (WARNING) Verify that the UUT does not draw more than the current limit, entering the power supply into constant current mode. If the board is drawing more than 200mA, disable the power supply, end this procedure, and diagnose the issue.</w:t>
+            <w:br/>
+            <w:t xml:space="preserve"/>
+          </w:r>
+          <w:r>
+            <w:rPr>
+              <w:sz w:val="27.599999999999998"/>
+              <w:szCs w:val="27.599999999999998"/>
+            </w:rPr>
+            <w:t xml:space="preserve">11. Place the black multimeter probe on the ground pad (pin 2) of the input barrel jack (J3) (GND) and using the red probe, verify the following nets voltages:</w:t>
             <w:br/>
             <w:t xml:space="preserve"/>
           </w:r>
@@ -1643,71 +1858,6 @@
               <w:szCs w:val="27.599999999999998"/>
               <w:b/>
             </w:rPr>
-            <w:t xml:space="preserve">2.0 POWER SUBSYSTEM VERIFICATION</w:t>
-            <w:br/>
-            <w:t xml:space="preserve"/>
-          </w:r>
-          <w:r>
-            <w:rPr>
-              <w:sz w:val="25.299999999999997"/>
-              <w:szCs w:val="25.299999999999997"/>
-            </w:rPr>
-            <w:t xml:space="preserve">2.1 Set the DC Power Supply to +5VDC with a 2A current limit. Do not enable the output yet.</w:t>
-            <w:br/>
-            <w:t xml:space="preserve"/>
-          </w:r>
-          <w:r>
-            <w:rPr>
-              <w:sz w:val="25.299999999999997"/>
-              <w:szCs w:val="25.299999999999997"/>
-            </w:rPr>
-            <w:t xml:space="preserve">2.2 Connect the barrel jack power cable from the DC Power Supply to the power input on the UUT (start with BS).</w:t>
-            <w:br/>
-            <w:t xml:space="preserve"/>
-          </w:r>
-          <w:r>
-            <w:rPr>
-              <w:sz w:val="25.299999999999997"/>
-              <w:szCs w:val="25.299999999999997"/>
-            </w:rPr>
-            <w:t xml:space="preserve">2.3 Enable the DC Power Supply output.</w:t>
-            <w:br/>
-            <w:t xml:space="preserve"/>
-          </w:r>
-          <w:r>
-            <w:rPr>
-              <w:sz w:val="25.299999999999997"/>
-              <w:szCs w:val="25.299999999999997"/>
-            </w:rPr>
-            <w:t xml:space="preserve">2.4 Verify that the UUT powers on. Check for status LEDs and boot messages in the serial terminal.</w:t>
-            <w:br/>
-            <w:t xml:space="preserve"/>
-          </w:r>
-          <w:r>
-            <w:rPr>
-              <w:sz w:val="25.299999999999997"/>
-              <w:szCs w:val="25.299999999999997"/>
-            </w:rPr>
-            <w:t xml:space="preserve">2.5 From the serial terminal debug interface, issue the command to read the primary power input draw.</w:t>
-            <w:br/>
-            <w:t xml:space="preserve"/>
-          </w:r>
-          <w:r>
-            <w:rPr>
-              <w:sz w:val="25.299999999999997"/>
-              <w:szCs w:val="25.299999999999997"/>
-            </w:rPr>
-            <w:t xml:space="preserve">2.6 Verify the reported power draw is within 10% of the value displayed on the DC Power Supply.</w:t>
-            <w:br/>
-            <w:t xml:space="preserve"/>
-          </w:r>
-          <w:r>
-            <w:rPr>
-              <w:sz w:val="25.299999999999997"/>
-              <w:szCs w:val="25.299999999999997"/>
-            </w:rPr>
-            <w:t xml:space="preserve">2.7 Power down the BS and repeat steps 2.2 through 2.6 for the CR.</w:t>
-            <w:br/>
             <w:t xml:space="preserve"/>
           </w:r>
           <w:r>
@@ -1716,83 +1866,7 @@
               <w:szCs w:val="27.599999999999998"/>
               <w:b/>
             </w:rPr>
-            <w:t xml:space="preserve">3.0 LOCAL PROCESSOR AND MEMORY VERIFICATION</w:t>
-            <w:br/>
-            <w:t xml:space="preserve"/>
-          </w:r>
-          <w:r>
-            <w:rPr>
-              <w:sz w:val="25.299999999999997"/>
-              <w:szCs w:val="25.299999999999997"/>
-              <w:b/>
-            </w:rPr>
-            <w:t xml:space="preserve">3.1 Base Station (BS)</w:t>
-            <w:br/>
-            <w:t xml:space="preserve"/>
-          </w:r>
-          <w:r>
-            <w:rPr>
-              <w:sz w:val="25.299999999999997"/>
-              <w:szCs w:val="25.299999999999997"/>
-            </w:rPr>
-            <w:t xml:space="preserve">3.1.1 With the BS powered on and connected to the serial terminal, issue the command to display system information.</w:t>
-            <w:br/>
-            <w:t xml:space="preserve"/>
-          </w:r>
-          <w:r>
-            <w:rPr>
-              <w:sz w:val="25.299999999999997"/>
-              <w:szCs w:val="25.299999999999997"/>
-            </w:rPr>
-            <w:t xml:space="preserve">3.1.2 Verify the processor is identified as ATSAMA5D27-D1G.</w:t>
-            <w:br/>
-            <w:t xml:space="preserve"/>
-          </w:r>
-          <w:r>
-            <w:rPr>
-              <w:sz w:val="25.299999999999997"/>
-              <w:szCs w:val="25.299999999999997"/>
-            </w:rPr>
-            <w:t xml:space="preserve">3.1.3 Verify the system information reports at least 1GByte of external Flash memory.</w:t>
-            <w:br/>
-            <w:t xml:space="preserve"/>
-          </w:r>
-          <w:r>
-            <w:rPr>
-              <w:sz w:val="25.299999999999997"/>
-              <w:szCs w:val="25.299999999999997"/>
-              <w:b/>
-            </w:rPr>
-            <w:t xml:space="preserve">3.2 Car Radio (CR)</w:t>
-            <w:br/>
-            <w:t xml:space="preserve"/>
-          </w:r>
-          <w:r>
-            <w:rPr>
-              <w:sz w:val="25.299999999999997"/>
-              <w:szCs w:val="25.299999999999997"/>
-            </w:rPr>
-            <w:t xml:space="preserve">3.2.1 With the CR powered on and connected to the serial terminal, issue the command to display system information.</w:t>
-            <w:br/>
-            <w:t xml:space="preserve"/>
-          </w:r>
-          <w:r>
-            <w:rPr>
-              <w:sz w:val="25.299999999999997"/>
-              <w:szCs w:val="25.299999999999997"/>
-            </w:rPr>
-            <w:t xml:space="preserve">3.2.2 Verify the processor is identified as a member of the STM32L4 series.</w:t>
-            <w:br/>
-            <w:t xml:space="preserve"/>
-          </w:r>
-          <w:r>
-            <w:rPr>
-              <w:sz w:val="25.299999999999997"/>
-              <w:szCs w:val="25.299999999999997"/>
-            </w:rPr>
-            <w:t xml:space="preserve">3.2.3 Verify the system information reports at least 64MBytes of external Flash memory.</w:t>
-            <w:br/>
-            <w:t xml:space="preserve"/>
+            <w:tab/>
           </w:r>
           <w:r>
             <w:rPr>
@@ -1800,34 +1874,7 @@
               <w:szCs w:val="27.599999999999998"/>
               <w:b/>
             </w:rPr>
-            <w:t xml:space="preserve">4.0 LORA RADIO SUBSYSTEM VERIFICATION</w:t>
-            <w:br/>
-            <w:t xml:space="preserve"/>
-          </w:r>
-          <w:r>
-            <w:rPr>
-              <w:sz w:val="25.299999999999997"/>
-              <w:szCs w:val="25.299999999999997"/>
-            </w:rPr>
-            <w:t xml:space="preserve">4.1 Visually inspect the BS and CR boards.</w:t>
-            <w:br/>
-            <w:t xml:space="preserve"/>
-          </w:r>
-          <w:r>
-            <w:rPr>
-              <w:sz w:val="25.299999999999997"/>
-              <w:szCs w:val="25.299999999999997"/>
-            </w:rPr>
-            <w:t xml:space="preserve">4.2 Verify the LoRa radio chipset is marked SX1276.</w:t>
-            <w:br/>
-            <w:t xml:space="preserve"/>
-          </w:r>
-          <w:r>
-            <w:rPr>
-              <w:sz w:val="25.299999999999997"/>
-              <w:szCs w:val="25.299999999999997"/>
-            </w:rPr>
-            <w:t xml:space="preserve">4.3 Verify the RF input for the LoRa subsystem is an SMA connector on both boards.</w:t>
+            <w:t xml:space="preserve">Table 4 1 Voltage Rails to Check</w:t>
             <w:br/>
             <w:t xml:space="preserve"/>
           </w:r>
@@ -1835,218 +1882,421 @@
             <w:rPr>
               <w:sz w:val="27.599999999999998"/>
               <w:szCs w:val="27.599999999999998"/>
-              <w:b/>
             </w:rPr>
-            <w:t xml:space="preserve">5.0 ETHERNET SUBSYSTEM VERIFICATION (BASE STATION ONLY)</w:t>
-            <w:br/>
-            <w:t xml:space="preserve"/>
-          </w:r>
-          <w:r>
-            <w:rPr>
-              <w:sz w:val="25.299999999999997"/>
-              <w:szCs w:val="25.299999999999997"/>
-            </w:rPr>
-            <w:t xml:space="preserve">5.1 Power on the BS.</w:t>
-            <w:br/>
-            <w:t xml:space="preserve"/>
-          </w:r>
-          <w:r>
-            <w:rPr>
-              <w:sz w:val="25.299999999999997"/>
-              <w:szCs w:val="25.299999999999997"/>
-            </w:rPr>
-            <w:t xml:space="preserve">5.2 Visually inspect the BS board and verify the presence of a standard RJ45 Ethernet port.</w:t>
-            <w:br/>
-            <w:t xml:space="preserve"/>
-          </w:r>
-          <w:r>
-            <w:rPr>
-              <w:sz w:val="25.299999999999997"/>
-              <w:szCs w:val="25.299999999999997"/>
-            </w:rPr>
-            <w:t xml:space="preserve">5.3 Connect an Ethernet cable from the BS RJ45 port to a network switch that supports 10/100Mbps.</w:t>
-            <w:br/>
-            <w:t xml:space="preserve"/>
-          </w:r>
-          <w:r>
-            <w:rPr>
-              <w:sz w:val="25.299999999999997"/>
-              <w:szCs w:val="25.299999999999997"/>
-            </w:rPr>
-            <w:t xml:space="preserve">5.4 Verify the Ethernet link and activity LEDs on the RJ45 port illuminate, indicating a successful link.</w:t>
-            <w:br/>
-            <w:t xml:space="preserve"/>
-          </w:r>
-          <w:r>
-            <w:rPr>
-              <w:sz w:val="25.299999999999997"/>
-              <w:szCs w:val="25.299999999999997"/>
-            </w:rPr>
-            <w:t xml:space="preserve">5.5 From the serial terminal, issue a command to check the network interface status.</w:t>
-            <w:br/>
-            <w:t xml:space="preserve"/>
-          </w:r>
-          <w:r>
-            <w:rPr>
-              <w:sz w:val="25.299999999999997"/>
-              <w:szCs w:val="25.299999999999997"/>
-            </w:rPr>
-            <w:t xml:space="preserve">5.6 Verify the link speed is reported as 10Mbps or 100Mbps.</w:t>
-            <w:br/>
             <w:t xml:space="preserve"/>
           </w:r>
           <w:r>
             <w:rPr>
               <w:sz w:val="27.599999999999998"/>
               <w:szCs w:val="27.599999999999998"/>
-              <w:b/>
             </w:rPr>
-            <w:t xml:space="preserve">6.0 USB DEBUG PORT VERIFICATION</w:t>
-            <w:br/>
-            <w:t xml:space="preserve"/>
-          </w:r>
-          <w:r>
-            <w:rPr>
-              <w:sz w:val="25.299999999999997"/>
-              <w:szCs w:val="25.299999999999997"/>
-            </w:rPr>
-            <w:t xml:space="preserve">6.1 Using the connection established in step 1.3, verify that serial communication is functional by typing a 'help' or similar command and observing the expected response for both UUTs.</w:t>
-            <w:br/>
-            <w:t xml:space="preserve"/>
-          </w:r>
-          <w:r>
-            <w:rPr>
-              <w:sz w:val="25.299999999999997"/>
-              <w:szCs w:val="25.299999999999997"/>
-            </w:rPr>
-            <w:t xml:space="preserve">6.2 Place the UUT into programming mode according to its specific instructions.</w:t>
-            <w:br/>
-            <w:t xml:space="preserve"/>
-          </w:r>
-          <w:r>
-            <w:rPr>
-              <w:sz w:val="25.299999999999997"/>
-              <w:szCs w:val="25.299999999999997"/>
-            </w:rPr>
-            <w:t xml:space="preserve">6.3 Using the appropriate software tool on the Host PC, attempt to connect to the processor's programming interface via the USB connection.</w:t>
-            <w:br/>
-            <w:t xml:space="preserve"/>
-          </w:r>
-          <w:r>
-            <w:rPr>
-              <w:sz w:val="25.299999999999997"/>
-              <w:szCs w:val="25.299999999999997"/>
-            </w:rPr>
-            <w:t xml:space="preserve">6.4 Verify the connection is successful. (A mock programming operation, like reading the device ID, is sufficient).</w:t>
-            <w:br/>
-            <w:t xml:space="preserve"/>
-          </w:r>
-          <w:r>
-            <w:rPr>
-              <w:sz w:val="25.299999999999997"/>
-              <w:szCs w:val="25.299999999999997"/>
-            </w:rPr>
-            <w:t xml:space="preserve">6.5 Repeat for the other UUT.</w:t>
-            <w:br/>
-            <w:t xml:space="preserve"/>
+            <w:tab/>
           </w:r>
           <w:r>
             <w:rPr>
               <w:sz w:val="27.599999999999998"/>
               <w:szCs w:val="27.599999999999998"/>
+            </w:rPr>
+            <w:t xml:space="preserve">Item   Pin           Net        Value</w:t>
+            <w:br/>
+            <w:t xml:space="preserve"/>
+          </w:r>
+          <w:r>
+            <w:rPr>
+              <w:sz w:val="27.599999999999998"/>
+              <w:szCs w:val="27.599999999999998"/>
+            </w:rPr>
+            <w:t xml:space="preserve"/>
+          </w:r>
+          <w:r>
+            <w:rPr>
+              <w:sz w:val="27.599999999999998"/>
+              <w:szCs w:val="27.599999999999998"/>
+            </w:rPr>
+            <w:tab/>
+          </w:r>
+          <w:r>
+            <w:rPr>
+              <w:sz w:val="27.599999999999998"/>
+              <w:szCs w:val="27.599999999999998"/>
+            </w:rPr>
+            <w:t xml:space="preserve">a      J3 pin 1      PWR_JACK   5V ±100mV</w:t>
+            <w:br/>
+            <w:t xml:space="preserve"/>
+          </w:r>
+          <w:r>
+            <w:rPr>
+              <w:sz w:val="27.599999999999998"/>
+              <w:szCs w:val="27.599999999999998"/>
+            </w:rPr>
+            <w:t xml:space="preserve"/>
+          </w:r>
+          <w:r>
+            <w:rPr>
+              <w:sz w:val="27.599999999999998"/>
+              <w:szCs w:val="27.599999999999998"/>
+            </w:rPr>
+            <w:tab/>
+          </w:r>
+          <w:r>
+            <w:rPr>
+              <w:sz w:val="27.599999999999998"/>
+              <w:szCs w:val="27.599999999999998"/>
+            </w:rPr>
+            <w:t xml:space="preserve">b      U6 pins 14-16 +5V        5V ±100mV</w:t>
+            <w:br/>
+            <w:t xml:space="preserve"/>
+          </w:r>
+          <w:r>
+            <w:rPr>
+              <w:sz w:val="27.599999999999998"/>
+              <w:szCs w:val="27.599999999999998"/>
+            </w:rPr>
+            <w:t xml:space="preserve"/>
+          </w:r>
+          <w:r>
+            <w:rPr>
+              <w:sz w:val="27.599999999999998"/>
+              <w:szCs w:val="27.599999999999998"/>
+            </w:rPr>
+            <w:tab/>
+          </w:r>
+          <w:r>
+            <w:rPr>
+              <w:sz w:val="27.599999999999998"/>
+              <w:szCs w:val="27.599999999999998"/>
+            </w:rPr>
+            <w:t xml:space="preserve">c      P2 pin 2      +3V3       3.3V ±100mV</w:t>
+            <w:br/>
+            <w:t xml:space="preserve"/>
+          </w:r>
+          <w:r>
+            <w:rPr>
+              <w:sz w:val="27.599999999999998"/>
+              <w:szCs w:val="27.599999999999998"/>
+            </w:rPr>
+            <w:t xml:space="preserve"/>
+          </w:r>
+          <w:r>
+            <w:rPr>
+              <w:sz w:val="27.599999999999998"/>
+              <w:szCs w:val="27.599999999999998"/>
+            </w:rPr>
+            <w:tab/>
+          </w:r>
+          <w:r>
+            <w:rPr>
+              <w:sz w:val="27.599999999999998"/>
+              <w:szCs w:val="27.599999999999998"/>
+            </w:rPr>
+            <w:t xml:space="preserve">d      U12 pin 1     +3V3_RF    3.3V ±100mV</w:t>
+            <w:br/>
+            <w:t xml:space="preserve"/>
+          </w:r>
+          <w:r>
+            <w:rPr>
+              <w:sz w:val="27.599999999999998"/>
+              <w:szCs w:val="27.599999999999998"/>
+            </w:rPr>
+            <w:t xml:space="preserve">12. Power on and set up the Oscilloscope (Item 7) with the following settings on channel 1: 1V/div, 5us/div, measurement frequency channel 1.</w:t>
+            <w:br/>
+            <w:t xml:space="preserve"/>
+          </w:r>
+          <w:r>
+            <w:rPr>
+              <w:sz w:val="27.599999999999998"/>
+              <w:szCs w:val="27.599999999999998"/>
+            </w:rPr>
+            <w:t xml:space="preserve">13. Probe Y1 pin 1 with the channel 1 probe. Verify that the clock signal is 16MHz.</w:t>
+            <w:br/>
+            <w:t xml:space="preserve"/>
+          </w:r>
+          <w:r>
+            <w:rPr>
+              <w:sz w:val="27.599999999999998"/>
+              <w:szCs w:val="27.599999999999998"/>
+            </w:rPr>
+            <w:t xml:space="preserve">14. Probe Y2 pin 1 with the channel 1 probe. Verify that the clock signal is 32MHz.</w:t>
+            <w:br/>
+            <w:t xml:space="preserve"/>
+          </w:r>
+          <w:r>
+            <w:rPr>
+              <w:sz w:val="27.599999999999998"/>
+              <w:szCs w:val="27.599999999999998"/>
+            </w:rPr>
+            <w:t xml:space="preserve">15. Power off the UUT.</w:t>
+            <w:br/>
+            <w:t xml:space="preserve"/>
+          </w:r>
+          <w:r>
+            <w:rPr>
+              <w:sz w:val="32.199999999999996"/>
+              <w:szCs w:val="32.199999999999996"/>
               <w:b/>
             </w:rPr>
-            <w:t xml:space="preserve">7.0 EXTERNAL IO VERIFICATION</w:t>
+            <w:t xml:space="preserve">4.3. Firmware Programming</w:t>
             <w:br/>
             <w:t xml:space="preserve"/>
           </w:r>
           <w:r>
             <w:rPr>
-              <w:sz w:val="25.299999999999997"/>
-              <w:szCs w:val="25.299999999999997"/>
+              <w:sz w:val="27.599999999999998"/>
+              <w:szCs w:val="27.599999999999998"/>
             </w:rPr>
-            <w:t xml:space="preserve">7.1 Visually inspect both the BS and CR boards.</w:t>
+            <w:t xml:space="preserve">1. Connect the JTAG Programmer (Item 4) to the test PC (Item 5) with the included USB cable. Connect the JTAG Programmer to the UUT with the included JTAG cable, as shown in Figure 4 2.</w:t>
             <w:br/>
             <w:t xml:space="preserve"/>
           </w:r>
           <w:r>
             <w:rPr>
-              <w:sz w:val="25.299999999999997"/>
-              <w:szCs w:val="25.299999999999997"/>
+              <w:sz w:val="27.599999999999998"/>
+              <w:szCs w:val="27.599999999999998"/>
             </w:rPr>
-            <w:t xml:space="preserve">7.2 Verify a 2-row, 100mil header is present for external IO.</w:t>
+            <w:t xml:space="preserve">2. Connect the USB to TTL Serial Cable (Item 6) to the test PC (Item 5) and to the UUT debug header (P2) with the following pinout:</w:t>
             <w:br/>
             <w:t xml:space="preserve"/>
           </w:r>
           <w:r>
             <w:rPr>
-              <w:sz w:val="25.299999999999997"/>
-              <w:szCs w:val="25.299999999999997"/>
+              <w:sz w:val="27.599999999999998"/>
+              <w:szCs w:val="27.599999999999998"/>
             </w:rPr>
-            <w:t xml:space="preserve">7.3 Using a DMM, check the pinout of the header on a UUT.</w:t>
+            <w:t xml:space="preserve"/>
+          </w:r>
+          <w:r>
+            <w:rPr>
+              <w:sz w:val="27.599999999999998"/>
+              <w:szCs w:val="27.599999999999998"/>
+            </w:rPr>
+            <w:tab/>
+          </w:r>
+          <w:r>
+            <w:rPr>
+              <w:sz w:val="27.599999999999998"/>
+              <w:szCs w:val="27.599999999999998"/>
+            </w:rPr>
+            <w:t xml:space="preserve">P2 Pin  USB to TTL</w:t>
             <w:br/>
             <w:t xml:space="preserve"/>
           </w:r>
           <w:r>
             <w:rPr>
-              <w:sz w:val="25.299999999999997"/>
-              <w:szCs w:val="25.299999999999997"/>
+              <w:sz w:val="27.599999999999998"/>
+              <w:szCs w:val="27.599999999999998"/>
             </w:rPr>
-            <w:t xml:space="preserve">7.4 Verify one row consists entirely of GND pins.</w:t>
+            <w:t xml:space="preserve"/>
+          </w:r>
+          <w:r>
+            <w:rPr>
+              <w:sz w:val="27.599999999999998"/>
+              <w:szCs w:val="27.599999999999998"/>
+            </w:rPr>
+            <w:tab/>
+          </w:r>
+          <w:r>
+            <w:rPr>
+              <w:sz w:val="27.599999999999998"/>
+              <w:szCs w:val="27.599999999999998"/>
+            </w:rPr>
+            <w:t xml:space="preserve">1       GND (black)</w:t>
             <w:br/>
             <w:t xml:space="preserve"/>
           </w:r>
           <w:r>
             <w:rPr>
-              <w:sz w:val="25.299999999999997"/>
-              <w:szCs w:val="25.299999999999997"/>
+              <w:sz w:val="27.599999999999998"/>
+              <w:szCs w:val="27.599999999999998"/>
             </w:rPr>
-            <w:t xml:space="preserve">7.5 Verify two pins measure +3.3V.</w:t>
+            <w:t xml:space="preserve"/>
+          </w:r>
+          <w:r>
+            <w:rPr>
+              <w:sz w:val="27.599999999999998"/>
+              <w:szCs w:val="27.599999999999998"/>
+            </w:rPr>
+            <w:tab/>
+          </w:r>
+          <w:r>
+            <w:rPr>
+              <w:sz w:val="27.599999999999998"/>
+              <w:szCs w:val="27.599999999999998"/>
+            </w:rPr>
+            <w:t xml:space="preserve">8       Rx (white)</w:t>
             <w:br/>
             <w:t xml:space="preserve"/>
           </w:r>
           <w:r>
             <w:rPr>
-              <w:sz w:val="25.299999999999997"/>
-              <w:szCs w:val="25.299999999999997"/>
+              <w:sz w:val="27.599999999999998"/>
+              <w:szCs w:val="27.599999999999998"/>
             </w:rPr>
-            <w:t xml:space="preserve">7.6 From the serial terminal, issue commands to toggle each of the 8 GPIO signal pins high and low.</w:t>
+            <w:t xml:space="preserve"/>
+          </w:r>
+          <w:r>
+            <w:rPr>
+              <w:sz w:val="27.599999999999998"/>
+              <w:szCs w:val="27.599999999999998"/>
+            </w:rPr>
+            <w:tab/>
+          </w:r>
+          <w:r>
+            <w:rPr>
+              <w:sz w:val="27.599999999999998"/>
+              <w:szCs w:val="27.599999999999998"/>
+            </w:rPr>
+            <w:t xml:space="preserve">10      Tx (green)</w:t>
             <w:br/>
             <w:t xml:space="preserve"/>
           </w:r>
           <w:r>
             <w:rPr>
-              <w:sz w:val="25.299999999999997"/>
-              <w:szCs w:val="25.299999999999997"/>
+              <w:sz w:val="27.599999999999998"/>
+              <w:szCs w:val="27.599999999999998"/>
             </w:rPr>
-            <w:t xml:space="preserve">7.7 Using an oscilloscope or DMM, verify each GPIO pin toggles between ~0V and ~3.3V accordingly.</w:t>
+            <w:t xml:space="preserve">3. Program the UUT according to AE304195-001 LoRa Car Radio Programming Procedure. Verify programming is successful.</w:t>
             <w:br/>
             <w:t xml:space="preserve"/>
           </w:r>
           <w:r>
             <w:rPr>
-              <w:sz w:val="25.299999999999997"/>
-              <w:szCs w:val="25.299999999999997"/>
+              <w:sz w:val="32.199999999999996"/>
+              <w:szCs w:val="32.199999999999996"/>
+              <w:b/>
             </w:rPr>
-            <w:t xml:space="preserve">7.8 From the serial terminal, issue commands to set the 2 DAC signals to 0V, 1.65V, and 3.3V.</w:t>
+            <w:t xml:space="preserve">4.4. Functional Test</w:t>
             <w:br/>
             <w:t xml:space="preserve"/>
           </w:r>
           <w:r>
             <w:rPr>
-              <w:sz w:val="25.299999999999997"/>
-              <w:szCs w:val="25.299999999999997"/>
+              <w:sz w:val="27.599999999999998"/>
+              <w:szCs w:val="27.599999999999998"/>
             </w:rPr>
-            <w:t xml:space="preserve">7.9 Using a DMM, verify the DAC output voltages are within 5% of the set values.</w:t>
+            <w:t xml:space="preserve">1. Open a serial terminal to the UUT on the test PC using the following parameters:</w:t>
             <w:br/>
             <w:t xml:space="preserve"/>
           </w:r>
           <w:r>
             <w:rPr>
-              <w:sz w:val="25.299999999999997"/>
-              <w:szCs w:val="25.299999999999997"/>
+              <w:sz w:val="27.599999999999998"/>
+              <w:szCs w:val="27.599999999999998"/>
             </w:rPr>
-            <w:t xml:space="preserve">7.10 This concludes the hardware verification procedure.</w:t>
+            <w:t xml:space="preserve"/>
+          </w:r>
+          <w:r>
+            <w:rPr>
+              <w:sz w:val="27.599999999999998"/>
+              <w:szCs w:val="27.599999999999998"/>
+            </w:rPr>
+            <w:tab/>
+          </w:r>
+          <w:r>
+            <w:rPr>
+              <w:sz w:val="27.599999999999998"/>
+              <w:szCs w:val="27.599999999999998"/>
+            </w:rPr>
+            <w:t xml:space="preserve">a. Baud Rate: 115200</w:t>
+            <w:br/>
+            <w:t xml:space="preserve"/>
+          </w:r>
+          <w:r>
+            <w:rPr>
+              <w:sz w:val="27.599999999999998"/>
+              <w:szCs w:val="27.599999999999998"/>
+            </w:rPr>
+            <w:t xml:space="preserve"/>
+          </w:r>
+          <w:r>
+            <w:rPr>
+              <w:sz w:val="27.599999999999998"/>
+              <w:szCs w:val="27.599999999999998"/>
+            </w:rPr>
+            <w:tab/>
+          </w:r>
+          <w:r>
+            <w:rPr>
+              <w:sz w:val="27.599999999999998"/>
+              <w:szCs w:val="27.599999999999998"/>
+            </w:rPr>
+            <w:t xml:space="preserve">b. Parity: None</w:t>
+            <w:br/>
+            <w:t xml:space="preserve"/>
+          </w:r>
+          <w:r>
+            <w:rPr>
+              <w:sz w:val="27.599999999999998"/>
+              <w:szCs w:val="27.599999999999998"/>
+            </w:rPr>
+            <w:t xml:space="preserve"/>
+          </w:r>
+          <w:r>
+            <w:rPr>
+              <w:sz w:val="27.599999999999998"/>
+              <w:szCs w:val="27.599999999999998"/>
+            </w:rPr>
+            <w:tab/>
+          </w:r>
+          <w:r>
+            <w:rPr>
+              <w:sz w:val="27.599999999999998"/>
+              <w:szCs w:val="27.599999999999998"/>
+            </w:rPr>
+            <w:t xml:space="preserve">c. Stop Bits: 1</w:t>
+            <w:br/>
+            <w:t xml:space="preserve"/>
+          </w:r>
+          <w:r>
+            <w:rPr>
+              <w:sz w:val="27.599999999999998"/>
+              <w:szCs w:val="27.599999999999998"/>
+            </w:rPr>
+            <w:t xml:space="preserve">2. Reset the UUT by pressing SW1.</w:t>
+            <w:br/>
+            <w:t xml:space="preserve"/>
+          </w:r>
+          <w:r>
+            <w:rPr>
+              <w:sz w:val="27.599999999999998"/>
+              <w:szCs w:val="27.599999999999998"/>
+            </w:rPr>
+            <w:t xml:space="preserve">3. Verify the welcome screen prints to the console.</w:t>
+            <w:br/>
+            <w:t xml:space="preserve"/>
+          </w:r>
+          <w:r>
+            <w:rPr>
+              <w:sz w:val="27.599999999999998"/>
+              <w:szCs w:val="27.599999999999998"/>
+            </w:rPr>
+            <w:t xml:space="preserve">4. Enter command “bit.lora” into the console. Verify built-in test shows as Pass.</w:t>
+            <w:br/>
+            <w:t xml:space="preserve"/>
+          </w:r>
+          <w:r>
+            <w:rPr>
+              <w:sz w:val="27.599999999999998"/>
+              <w:szCs w:val="27.599999999999998"/>
+            </w:rPr>
+            <w:t xml:space="preserve">5. Enter command “bit.gps” into the console. Verify built-in test shows as Pass.</w:t>
+            <w:br/>
+            <w:t xml:space="preserve"/>
+          </w:r>
+          <w:r>
+            <w:rPr>
+              <w:sz w:val="27.599999999999998"/>
+              <w:szCs w:val="27.599999999999998"/>
+            </w:rPr>
+            <w:t xml:space="preserve">6. Enter command “bit.imu” into the console. Verify built-in test shows as Pass.</w:t>
+            <w:br/>
+            <w:t xml:space="preserve"/>
+          </w:r>
+          <w:r>
+            <w:rPr>
+              <w:sz w:val="27.599999999999998"/>
+              <w:szCs w:val="27.599999999999998"/>
+            </w:rPr>
+            <w:t xml:space="preserve">7. Enter command “bit.i2c” into the console. Verify built-in test shows as Pass.</w:t>
             <w:br/>
             <w:t xml:space="preserve"/>
           </w:r>
@@ -2326,7 +2576,7 @@
           <w:p>
             <w:proofErr w:type="gramStart"/>
             <w:r>
-              <w:t xml:space="preserve">1.1</w:t>
+              <w:t xml:space="preserve">4.1.1</w:t>
             </w:r>
           </w:p>
         </w:tc>
@@ -2348,7 +2598,7 @@
           <w:p>
             <w:proofErr w:type="gramStart"/>
             <w:r>
-              <w:t xml:space="preserve">No damage found on BS or CR boards.</w:t>
+              <w:t xml:space="preserve">Pass</w:t>
             </w:r>
           </w:p>
         </w:tc>
@@ -2383,7 +2633,7 @@
           <w:p>
             <w:proofErr w:type="gramStart"/>
             <w:r>
-              <w:t xml:space="preserve">2.4</w:t>
+              <w:t xml:space="preserve">4.2.2.a</w:t>
             </w:r>
           </w:p>
         </w:tc>
@@ -2394,7 +2644,7 @@
           <w:p>
             <w:proofErr w:type="gramStart"/>
             <w:r>
-              <w:t xml:space="preserve">UUT Power On</w:t>
+              <w:t xml:space="preserve">Ground Net Check</w:t>
             </w:r>
           </w:p>
         </w:tc>
@@ -2405,7 +2655,7 @@
           <w:p>
             <w:proofErr w:type="gramStart"/>
             <w:r>
-              <w:t xml:space="preserve">UUT powers on, status LEDs illuminate, boot messages appear in terminal.</w:t>
+              <w:t xml:space="preserve">Connected</w:t>
             </w:r>
           </w:p>
         </w:tc>
@@ -2440,7 +2690,7 @@
           <w:p>
             <w:proofErr w:type="gramStart"/>
             <w:r>
-              <w:t xml:space="preserve">2.6</w:t>
+              <w:t xml:space="preserve">4.2.3.a</w:t>
             </w:r>
           </w:p>
         </w:tc>
@@ -2451,7 +2701,7 @@
           <w:p>
             <w:proofErr w:type="gramStart"/>
             <w:r>
-              <w:t xml:space="preserve">BS Power Monitoring Accuracy</w:t>
+              <w:t xml:space="preserve">PWR_JACK not shorted</w:t>
             </w:r>
           </w:p>
         </w:tc>
@@ -2462,7 +2712,7 @@
           <w:p>
             <w:proofErr w:type="gramStart"/>
             <w:r>
-              <w:t xml:space="preserve">Reported power draw is within 10% of supply value.</w:t>
+              <w:t xml:space="preserve">Open</w:t>
             </w:r>
           </w:p>
         </w:tc>
@@ -2497,7 +2747,7 @@
           <w:p>
             <w:proofErr w:type="gramStart"/>
             <w:r>
-              <w:t xml:space="preserve">2.7</w:t>
+              <w:t xml:space="preserve">4.2.3.b</w:t>
             </w:r>
           </w:p>
         </w:tc>
@@ -2508,7 +2758,7 @@
           <w:p>
             <w:proofErr w:type="gramStart"/>
             <w:r>
-              <w:t xml:space="preserve">CR Power Monitoring Accuracy</w:t>
+              <w:t xml:space="preserve">+5V not shorted</w:t>
             </w:r>
           </w:p>
         </w:tc>
@@ -2519,7 +2769,7 @@
           <w:p>
             <w:proofErr w:type="gramStart"/>
             <w:r>
-              <w:t xml:space="preserve">Reported power draw is within 10% of supply value.</w:t>
+              <w:t xml:space="preserve">Open</w:t>
             </w:r>
           </w:p>
         </w:tc>
@@ -2554,7 +2804,7 @@
           <w:p>
             <w:proofErr w:type="gramStart"/>
             <w:r>
-              <w:t xml:space="preserve">3.1.2</w:t>
+              <w:t xml:space="preserve">4.2.3.c</w:t>
             </w:r>
           </w:p>
         </w:tc>
@@ -2565,7 +2815,7 @@
           <w:p>
             <w:proofErr w:type="gramStart"/>
             <w:r>
-              <w:t xml:space="preserve">BS Processor Identification</w:t>
+              <w:t xml:space="preserve">+3V3 not shorted</w:t>
             </w:r>
           </w:p>
         </w:tc>
@@ -2576,7 +2826,7 @@
           <w:p>
             <w:proofErr w:type="gramStart"/>
             <w:r>
-              <w:t xml:space="preserve">Processor identified as ATSAMA5D27-D1G.</w:t>
+              <w:t xml:space="preserve">Open</w:t>
             </w:r>
           </w:p>
         </w:tc>
@@ -2611,7 +2861,7 @@
           <w:p>
             <w:proofErr w:type="gramStart"/>
             <w:r>
-              <w:t xml:space="preserve">3.1.3</w:t>
+              <w:t xml:space="preserve">4.2.3.d</w:t>
             </w:r>
           </w:p>
         </w:tc>
@@ -2622,7 +2872,7 @@
           <w:p>
             <w:proofErr w:type="gramStart"/>
             <w:r>
-              <w:t xml:space="preserve">BS Memory Size</w:t>
+              <w:t xml:space="preserve">+3V3_RF not shorted</w:t>
             </w:r>
           </w:p>
         </w:tc>
@@ -2633,7 +2883,7 @@
           <w:p>
             <w:proofErr w:type="gramStart"/>
             <w:r>
-              <w:t xml:space="preserve">System reports &gt;= 1GByte external Flash.</w:t>
+              <w:t xml:space="preserve">Open</w:t>
             </w:r>
           </w:p>
         </w:tc>
@@ -2668,7 +2918,7 @@
           <w:p>
             <w:proofErr w:type="gramStart"/>
             <w:r>
-              <w:t xml:space="preserve">3.2.2</w:t>
+              <w:t xml:space="preserve">4.2.4.a</w:t>
             </w:r>
           </w:p>
         </w:tc>
@@ -2679,7 +2929,7 @@
           <w:p>
             <w:proofErr w:type="gramStart"/>
             <w:r>
-              <w:t xml:space="preserve">CR Processor Identification</w:t>
+              <w:t xml:space="preserve">+3V3 not shorted</w:t>
             </w:r>
           </w:p>
         </w:tc>
@@ -2690,7 +2940,7 @@
           <w:p>
             <w:proofErr w:type="gramStart"/>
             <w:r>
-              <w:t xml:space="preserve">Processor identified as STM32L4 series.</w:t>
+              <w:t xml:space="preserve">Open</w:t>
             </w:r>
           </w:p>
         </w:tc>
@@ -2725,7 +2975,7 @@
           <w:p>
             <w:proofErr w:type="gramStart"/>
             <w:r>
-              <w:t xml:space="preserve">3.2.3</w:t>
+              <w:t xml:space="preserve">4.2.4.b</w:t>
             </w:r>
           </w:p>
         </w:tc>
@@ -2736,7 +2986,7 @@
           <w:p>
             <w:proofErr w:type="gramStart"/>
             <w:r>
-              <w:t xml:space="preserve">CR Memory Size</w:t>
+              <w:t xml:space="preserve">+3V3_RF not shorted</w:t>
             </w:r>
           </w:p>
         </w:tc>
@@ -2747,7 +2997,7 @@
           <w:p>
             <w:proofErr w:type="gramStart"/>
             <w:r>
-              <w:t xml:space="preserve">System reports &gt;= 64MBytes external Flash.</w:t>
+              <w:t xml:space="preserve">Open</w:t>
             </w:r>
           </w:p>
         </w:tc>
@@ -2782,7 +3032,7 @@
           <w:p>
             <w:proofErr w:type="gramStart"/>
             <w:r>
-              <w:t xml:space="preserve">4.2</w:t>
+              <w:t xml:space="preserve">4.2.5.a</w:t>
             </w:r>
           </w:p>
         </w:tc>
@@ -2793,7 +3043,7 @@
           <w:p>
             <w:proofErr w:type="gramStart"/>
             <w:r>
-              <w:t xml:space="preserve">LoRa Chipset Inspection</w:t>
+              <w:t xml:space="preserve">+3V3_RF not shorted</w:t>
             </w:r>
           </w:p>
         </w:tc>
@@ -2804,7 +3054,7 @@
           <w:p>
             <w:proofErr w:type="gramStart"/>
             <w:r>
-              <w:t xml:space="preserve">Chipset marking is 'SX1276' on both boards.</w:t>
+              <w:t xml:space="preserve">Open</w:t>
             </w:r>
           </w:p>
         </w:tc>
@@ -2839,7 +3089,7 @@
           <w:p>
             <w:proofErr w:type="gramStart"/>
             <w:r>
-              <w:t xml:space="preserve">4.3</w:t>
+              <w:t xml:space="preserve">4.2.10</w:t>
             </w:r>
           </w:p>
         </w:tc>
@@ -2850,7 +3100,7 @@
           <w:p>
             <w:proofErr w:type="gramStart"/>
             <w:r>
-              <w:t xml:space="preserve">LoRa RF Connector</w:t>
+              <w:t xml:space="preserve">UUT current draw</w:t>
             </w:r>
           </w:p>
         </w:tc>
@@ -2861,7 +3111,7 @@
           <w:p>
             <w:proofErr w:type="gramStart"/>
             <w:r>
-              <w:t xml:space="preserve">An SMA connector is present for the LoRa RF input on both boards.</w:t>
+              <w:t xml:space="preserve">100mA</w:t>
             </w:r>
           </w:p>
         </w:tc>
@@ -2896,7 +3146,7 @@
           <w:p>
             <w:proofErr w:type="gramStart"/>
             <w:r>
-              <w:t xml:space="preserve">5.2</w:t>
+              <w:t xml:space="preserve">4.2.11.a</w:t>
             </w:r>
           </w:p>
         </w:tc>
@@ -2907,7 +3157,7 @@
           <w:p>
             <w:proofErr w:type="gramStart"/>
             <w:r>
-              <w:t xml:space="preserve">BS Ethernet Port Inspection</w:t>
+              <w:t xml:space="preserve">PWR_JACK voltage</w:t>
             </w:r>
           </w:p>
         </w:tc>
@@ -2918,7 +3168,7 @@
           <w:p>
             <w:proofErr w:type="gramStart"/>
             <w:r>
-              <w:t xml:space="preserve">Standard RJ45 port is present.</w:t>
+              <w:t xml:space="preserve">5V ±100mV</w:t>
             </w:r>
           </w:p>
         </w:tc>
@@ -2953,7 +3203,7 @@
           <w:p>
             <w:proofErr w:type="gramStart"/>
             <w:r>
-              <w:t xml:space="preserve">5.4</w:t>
+              <w:t xml:space="preserve">4.2.11.b</w:t>
             </w:r>
           </w:p>
         </w:tc>
@@ -2964,7 +3214,7 @@
           <w:p>
             <w:proofErr w:type="gramStart"/>
             <w:r>
-              <w:t xml:space="preserve">BS Ethernet Link Status</w:t>
+              <w:t xml:space="preserve">+5V Voltage</w:t>
             </w:r>
           </w:p>
         </w:tc>
@@ -2975,7 +3225,7 @@
           <w:p>
             <w:proofErr w:type="gramStart"/>
             <w:r>
-              <w:t xml:space="preserve">Link and activity LEDs illuminate.</w:t>
+              <w:t xml:space="preserve">5V ±100mV</w:t>
             </w:r>
           </w:p>
         </w:tc>
@@ -3010,7 +3260,7 @@
           <w:p>
             <w:proofErr w:type="gramStart"/>
             <w:r>
-              <w:t xml:space="preserve">5.6</w:t>
+              <w:t xml:space="preserve">4.2.11.c</w:t>
             </w:r>
           </w:p>
         </w:tc>
@@ -3021,7 +3271,7 @@
           <w:p>
             <w:proofErr w:type="gramStart"/>
             <w:r>
-              <w:t xml:space="preserve">BS Ethernet Link Speed</w:t>
+              <w:t xml:space="preserve">+3V3 Voltage</w:t>
             </w:r>
           </w:p>
         </w:tc>
@@ -3032,7 +3282,7 @@
           <w:p>
             <w:proofErr w:type="gramStart"/>
             <w:r>
-              <w:t xml:space="preserve">Link speed reported as 10/100Mbps.</w:t>
+              <w:t xml:space="preserve">3.3V ±100mV</w:t>
             </w:r>
           </w:p>
         </w:tc>
@@ -3067,7 +3317,7 @@
           <w:p>
             <w:proofErr w:type="gramStart"/>
             <w:r>
-              <w:t xml:space="preserve">6.1</w:t>
+              <w:t xml:space="preserve">4.2.11.d</w:t>
             </w:r>
           </w:p>
         </w:tc>
@@ -3078,7 +3328,7 @@
           <w:p>
             <w:proofErr w:type="gramStart"/>
             <w:r>
-              <w:t xml:space="preserve">USB Debug Serial Communication</w:t>
+              <w:t xml:space="preserve">+3V3_RF Voltage</w:t>
             </w:r>
           </w:p>
         </w:tc>
@@ -3089,7 +3339,7 @@
           <w:p>
             <w:proofErr w:type="gramStart"/>
             <w:r>
-              <w:t xml:space="preserve">Serial terminal commands receive expected responses.</w:t>
+              <w:t xml:space="preserve">3.3V ±100mV</w:t>
             </w:r>
           </w:p>
         </w:tc>
@@ -3124,7 +3374,7 @@
           <w:p>
             <w:proofErr w:type="gramStart"/>
             <w:r>
-              <w:t xml:space="preserve">6.4</w:t>
+              <w:t xml:space="preserve">4.2.13</w:t>
             </w:r>
           </w:p>
         </w:tc>
@@ -3135,7 +3385,7 @@
           <w:p>
             <w:proofErr w:type="gramStart"/>
             <w:r>
-              <w:t xml:space="preserve">USB Programming Interface</w:t>
+              <w:t xml:space="preserve">Y1 Oscillator Frequency</w:t>
             </w:r>
           </w:p>
         </w:tc>
@@ -3146,7 +3396,7 @@
           <w:p>
             <w:proofErr w:type="gramStart"/>
             <w:r>
-              <w:t xml:space="preserve">Host PC programming tool successfully connects to the processor.</w:t>
+              <w:t xml:space="preserve">16MHz ±100kHz</w:t>
             </w:r>
           </w:p>
         </w:tc>
@@ -3181,7 +3431,7 @@
           <w:p>
             <w:proofErr w:type="gramStart"/>
             <w:r>
-              <w:t xml:space="preserve">7.2</w:t>
+              <w:t xml:space="preserve">4.2.14</w:t>
             </w:r>
           </w:p>
         </w:tc>
@@ -3192,7 +3442,7 @@
           <w:p>
             <w:proofErr w:type="gramStart"/>
             <w:r>
-              <w:t xml:space="preserve">External IO Header Inspection</w:t>
+              <w:t xml:space="preserve">Y2 Oscillator Frequency</w:t>
             </w:r>
           </w:p>
         </w:tc>
@@ -3203,7 +3453,7 @@
           <w:p>
             <w:proofErr w:type="gramStart"/>
             <w:r>
-              <w:t xml:space="preserve">A 2-row, 100mil header is present on both boards.</w:t>
+              <w:t xml:space="preserve">32MHz ±100kHz</w:t>
             </w:r>
           </w:p>
         </w:tc>
@@ -3238,7 +3488,7 @@
           <w:p>
             <w:proofErr w:type="gramStart"/>
             <w:r>
-              <w:t xml:space="preserve">7.4</w:t>
+              <w:t xml:space="preserve">4.3.2</w:t>
             </w:r>
           </w:p>
         </w:tc>
@@ -3249,7 +3499,7 @@
           <w:p>
             <w:proofErr w:type="gramStart"/>
             <w:r>
-              <w:t xml:space="preserve">IO Header GND Row</w:t>
+              <w:t xml:space="preserve">Programming successful</w:t>
             </w:r>
           </w:p>
         </w:tc>
@@ -3260,7 +3510,7 @@
           <w:p>
             <w:proofErr w:type="gramStart"/>
             <w:r>
-              <w:t xml:space="preserve">One full row measures continuity to GND.</w:t>
+              <w:t xml:space="preserve">Pass</w:t>
             </w:r>
           </w:p>
         </w:tc>
@@ -3295,7 +3545,7 @@
           <w:p>
             <w:proofErr w:type="gramStart"/>
             <w:r>
-              <w:t xml:space="preserve">7.5</w:t>
+              <w:t xml:space="preserve">4.4.3</w:t>
             </w:r>
           </w:p>
         </w:tc>
@@ -3306,7 +3556,7 @@
           <w:p>
             <w:proofErr w:type="gramStart"/>
             <w:r>
-              <w:t xml:space="preserve">IO Header +3.3V Pins</w:t>
+              <w:t xml:space="preserve">Welcome screen on reset</w:t>
             </w:r>
           </w:p>
         </w:tc>
@@ -3317,7 +3567,7 @@
           <w:p>
             <w:proofErr w:type="gramStart"/>
             <w:r>
-              <w:t xml:space="preserve">Two pins measure +3.3V +/- 5%.</w:t>
+              <w:t xml:space="preserve">Present</w:t>
             </w:r>
           </w:p>
         </w:tc>
@@ -3352,7 +3602,7 @@
           <w:p>
             <w:proofErr w:type="gramStart"/>
             <w:r>
-              <w:t xml:space="preserve">7.7</w:t>
+              <w:t xml:space="preserve">4.4.4</w:t>
             </w:r>
           </w:p>
         </w:tc>
@@ -3363,7 +3613,7 @@
           <w:p>
             <w:proofErr w:type="gramStart"/>
             <w:r>
-              <w:t xml:space="preserve">GPIO Pin Functionality</w:t>
+              <w:t xml:space="preserve">“bit.lora” test pass</w:t>
             </w:r>
           </w:p>
         </w:tc>
@@ -3374,7 +3624,7 @@
           <w:p>
             <w:proofErr w:type="gramStart"/>
             <w:r>
-              <w:t xml:space="preserve">All 8 GPIO pins toggle between ~0V and ~3.3V.</w:t>
+              <w:t xml:space="preserve">Pass</w:t>
             </w:r>
           </w:p>
         </w:tc>
@@ -3409,7 +3659,7 @@
           <w:p>
             <w:proofErr w:type="gramStart"/>
             <w:r>
-              <w:t xml:space="preserve">7.9</w:t>
+              <w:t xml:space="preserve">4.4.5</w:t>
             </w:r>
           </w:p>
         </w:tc>
@@ -3420,7 +3670,7 @@
           <w:p>
             <w:proofErr w:type="gramStart"/>
             <w:r>
-              <w:t xml:space="preserve">DAC Pin Functionality</w:t>
+              <w:t xml:space="preserve">“bit.gps” test pass</w:t>
             </w:r>
           </w:p>
         </w:tc>
@@ -3431,7 +3681,121 @@
           <w:p>
             <w:proofErr w:type="gramStart"/>
             <w:r>
-              <w:t xml:space="preserve">Both DAC pins output voltages within 5% of set values (0V, 1.65V, 3.3V).</w:t>
+              <w:t xml:space="preserve">Pass</w:t>
+            </w:r>
+          </w:p>
+        </w:tc>
+        <w:tc>
+          <w:tcPr>
+            <w:tcW w:w="1617" w:type="dxa"/>
+          </w:tcPr>
+          <w:p>
+            <w:proofErr w:type="gramStart"/>
+            <w:r>
+              <w:t xml:space="preserve"/>
+            </w:r>
+          </w:p>
+        </w:tc>
+        <w:tc>
+          <w:tcPr>
+            <w:tcW w:w="1257" w:type="dxa"/>
+          </w:tcPr>
+          <w:p>
+            <w:proofErr w:type="gramStart"/>
+            <w:r>
+              <w:t xml:space="preserve"/>
+            </w:r>
+          </w:p>
+        </w:tc>
+      </w:tr>
+      <w:tr>
+        <w:tc>
+          <w:tcPr>
+            <w:tcW w:w="1324" w:type="dxa"/>
+          </w:tcPr>
+          <w:p>
+            <w:proofErr w:type="gramStart"/>
+            <w:r>
+              <w:t xml:space="preserve">4.4.6</w:t>
+            </w:r>
+          </w:p>
+        </w:tc>
+        <w:tc>
+          <w:tcPr>
+            <w:tcW w:w="3190" w:type="dxa"/>
+          </w:tcPr>
+          <w:p>
+            <w:proofErr w:type="gramStart"/>
+            <w:r>
+              <w:t xml:space="preserve">“bit.imu” test pass</w:t>
+            </w:r>
+          </w:p>
+        </w:tc>
+        <w:tc>
+          <w:tcPr>
+            <w:tcW w:w="1962" w:type="dxa"/>
+          </w:tcPr>
+          <w:p>
+            <w:proofErr w:type="gramStart"/>
+            <w:r>
+              <w:t xml:space="preserve">Pass</w:t>
+            </w:r>
+          </w:p>
+        </w:tc>
+        <w:tc>
+          <w:tcPr>
+            <w:tcW w:w="1617" w:type="dxa"/>
+          </w:tcPr>
+          <w:p>
+            <w:proofErr w:type="gramStart"/>
+            <w:r>
+              <w:t xml:space="preserve"/>
+            </w:r>
+          </w:p>
+        </w:tc>
+        <w:tc>
+          <w:tcPr>
+            <w:tcW w:w="1257" w:type="dxa"/>
+          </w:tcPr>
+          <w:p>
+            <w:proofErr w:type="gramStart"/>
+            <w:r>
+              <w:t xml:space="preserve"/>
+            </w:r>
+          </w:p>
+        </w:tc>
+      </w:tr>
+      <w:tr>
+        <w:tc>
+          <w:tcPr>
+            <w:tcW w:w="1324" w:type="dxa"/>
+          </w:tcPr>
+          <w:p>
+            <w:proofErr w:type="gramStart"/>
+            <w:r>
+              <w:t xml:space="preserve">4.4.7</w:t>
+            </w:r>
+          </w:p>
+        </w:tc>
+        <w:tc>
+          <w:tcPr>
+            <w:tcW w:w="3190" w:type="dxa"/>
+          </w:tcPr>
+          <w:p>
+            <w:proofErr w:type="gramStart"/>
+            <w:r>
+              <w:t xml:space="preserve">“bit.i2c” test pass</w:t>
+            </w:r>
+          </w:p>
+        </w:tc>
+        <w:tc>
+          <w:tcPr>
+            <w:tcW w:w="1962" w:type="dxa"/>
+          </w:tcPr>
+          <w:p>
+            <w:proofErr w:type="gramStart"/>
+            <w:r>
+              <w:t xml:space="preserve">Pass</w:t>
             </w:r>
           </w:p>
         </w:tc>
@@ -3548,7 +3912,7 @@
         <w:sz w:val="20"/>
         <w:szCs w:val="20"/>
       </w:rPr>
-      <w:t xml:space="preserve">AE104193-001-VTP</w:t>
+      <w:t xml:space="preserve">AE304196-001</w:t>
     </w:r>
     <w:r>
       <w:rPr>
@@ -3590,7 +3954,7 @@
         <w:sz w:val="20"/>
         <w:szCs w:val="20"/>
       </w:rPr>
-      <w:t xml:space="preserve">A</w:t>
+      <w:t xml:space="preserve">-</w:t>
     </w:r>
     <w:r>
       <w:rPr>
@@ -3634,7 +3998,7 @@
         <w:sz w:val="20"/>
         <w:szCs w:val="20"/>
       </w:rPr>
-      <w:t xml:space="preserve">2025-09-25</w:t>
+      <w:t xml:space="preserve">26 August 2025</w:t>
     </w:r>
     <w:r>
       <w:rPr>
@@ -3836,7 +4200,7 @@
         <w:sz w:val="20"/>
         <w:szCs w:val="20"/>
       </w:rPr>
-      <w:t xml:space="preserve">AE104193-001-VTP</w:t>
+      <w:t xml:space="preserve">AE304196-001</w:t>
     </w:r>
     <w:r>
       <w:rPr>
@@ -3878,7 +4242,7 @@
         <w:sz w:val="20"/>
         <w:szCs w:val="20"/>
       </w:rPr>
-      <w:t xml:space="preserve">A</w:t>
+      <w:t xml:space="preserve">-</w:t>
     </w:r>
     <w:r>
       <w:rPr>
@@ -3901,7 +4265,7 @@
         <w:sz w:val="20"/>
         <w:szCs w:val="20"/>
       </w:rPr>
-      <w:t xml:space="preserve">2025-09-25</w:t>
+      <w:t xml:space="preserve">26 August 2025</w:t>
     </w:r>
     <w:r>
       <w:rPr>
@@ -4087,7 +4451,7 @@
             <w:sz w:val="20"/>
             <w:szCs w:val="20"/>
           </w:rPr>
-          <w:t xml:space="preserve">AE104193-001-VTP</w:t>
+          <w:t xml:space="preserve">AE304196-001</w:t>
         </w:r>
         <w:r>
           <w:rPr>
@@ -4127,7 +4491,7 @@
             <w:sz w:val="20"/>
             <w:szCs w:val="20"/>
           </w:rPr>
-          <w:t xml:space="preserve">A</w:t>
+          <w:t xml:space="preserve">-</w:t>
         </w:r>
         <w:r>
           <w:rPr>
@@ -4171,7 +4535,7 @@
             <w:sz w:val="20"/>
             <w:szCs w:val="20"/>
           </w:rPr>
-          <w:t xml:space="preserve">2025-09-25</w:t>
+          <w:t xml:space="preserve">26 August 2025</w:t>
         </w:r>
         <w:r>
           <w:rPr>
@@ -4344,7 +4708,7 @@
             <w:sz w:val="20"/>
             <w:szCs w:val="20"/>
           </w:rPr>
-          <w:t xml:space="preserve">A</w:t>
+          <w:t xml:space="preserve">-</w:t>
         </w:r>
         <w:r>
           <w:rPr>
@@ -4388,7 +4752,7 @@
             <w:sz w:val="20"/>
             <w:szCs w:val="20"/>
           </w:rPr>
-          <w:t xml:space="preserve">2025-09-25</w:t>
+          <w:t xml:space="preserve">26 August 2025</w:t>
         </w:r>
         <w:r>
           <w:rPr>
@@ -4493,7 +4857,7 @@
     </w:pPr>
     <w:proofErr w:type="gramStart"/>
     <w:r>
-      <w:t xml:space="preserve">Hardware Verification</w:t>
+      <w:t xml:space="preserve">Clemson Senior Design</w:t>
     </w:r>
     <w:r>
       <w:tab/>
@@ -4510,7 +4874,7 @@
       <w:sdtContent>
         <w:proofErr w:type="gramStart"/>
         <w:r>
-          <w:t xml:space="preserve">LoRa Base Station and Car Radio Evaluation Board Hardware Verification Procedure</w:t>
+          <w:t xml:space="preserve">LoRa Car Radio Bring-Up Procedure</w:t>
         </w:r>
       </w:sdtContent>
     </w:sdt>
@@ -4532,7 +4896,7 @@
     </w:pPr>
     <w:proofErr w:type="gramStart"/>
     <w:r>
-      <w:t xml:space="preserve">Hardware Verification</w:t>
+      <w:t xml:space="preserve">Clemson Senior Design</w:t>
     </w:r>
     <w:sdt>
       <w:sdtPr>
@@ -4563,7 +4927,7 @@
       <w:sdtContent>
         <w:proofErr w:type="gramStart"/>
         <w:r>
-          <w:t xml:space="preserve">LoRa Base Station and Car Radio Evaluation Board Hardware Verification Procedure</w:t>
+          <w:t xml:space="preserve">LoRa Car Radio Bring-Up Procedure</w:t>
         </w:r>
       </w:sdtContent>
     </w:sdt>
